--- a/landing-page/program-detail/girne-american-university/executive-mba/14-emba-in-public-health.docx
+++ b/landing-page/program-detail/girne-american-university/executive-mba/14-emba-in-public-health.docx
@@ -336,7 +336,7 @@
     </w:p>
     <w:p>
       <w:r>
-        <w:t>Public health careers used to advance through clinical or academic tracks. Now they advance through system leadership: designing services, managing operations across providers, and answering to both ministries and payers. This Executive MBA trains for that middle, where the decisions actually get made. The executive core covers strategy, finance, human capital, and operations, then the specialization moves into Public Health Administration and Healthcare Operations Management, before the degree closes with a graduate research project.</w:t>
+        <w:t>Public health careers used to advance through clinical or academic tracks. Now they advance through system leadership: designing services, managing operations across providers, and answering to both ministries and payers. This Executive MBA trains for that middle, where the decisions actually get made. The executive core covers strategy, finance, human capital, and operations, then the specialisation moves into Public Health Administration and Healthcare Operations Management, before the degree closes with a graduate research project.</w:t>
       </w:r>
     </w:p>
     <w:p>
@@ -616,7 +616,7 @@
     </w:p>
     <w:p>
       <w:r>
-        <w:t>Three movements: the executive core, the public health specialization, and the graduate research project.</w:t>
+        <w:t>Three movements: the executive core, the public health specialisation, and the graduate research project.</w:t>
       </w:r>
     </w:p>
     <w:p>
@@ -658,7 +658,7 @@
         <w:spacing w:before="200"/>
       </w:pPr>
       <w:r>
-        <w:t>Stage 2 · Public health specialization</w:t>
+        <w:t>Stage 2 · Public health specialisation</w:t>
       </w:r>
     </w:p>
     <w:p>
@@ -927,7 +927,7 @@
     </w:p>
     <w:p>
       <w:r>
-        <w:t>MarkNtel values the UAE healthcare market at USD 3.4 billion in 2025, projected to reach USD 6.63 billion by 2032, and every expansion adds administration and operations demand above the clinical layer.</w:t>
+        <w:t>UAE healthcare keeps expanding, and every expansion adds administration and operations demand above the clinical layer.</w:t>
       </w:r>
     </w:p>
     <w:p>
@@ -953,7 +953,7 @@
     </w:p>
     <w:p>
       <w:r>
-        <w:t>Taggd's 2026 GCC study reports nine in ten employers struggling to find qualified candidates, and health system administration roles sit among the hardest to fill.</w:t>
+        <w:t>Across the Gulf, employers keep reporting shortages of qualified candidates, and health system administration roles sit among the hardest to fill.</w:t>
       </w:r>
     </w:p>
     <w:p>

--- a/landing-page/program-detail/girne-american-university/executive-mba/14-emba-in-public-health.docx
+++ b/landing-page/program-detail/girne-american-university/executive-mba/14-emba-in-public-health.docx
@@ -38,7 +38,7 @@
         <w:t xml:space="preserve">Meta Description: </w:t>
       </w:r>
       <w:r>
-        <w:t>12 to 18-month Executive MBA in Public Health from Girne American University. Online senior cohort, AED instalments. Enquire now.</w:t>
+        <w:t>12 to 18-month Executive MBA in Public Health from Girne American University. Online senior cohort, AED installments. Enquire now.</w:t>
       </w:r>
     </w:p>
     <w:p>
@@ -126,7 +126,7 @@
         <w:pStyle w:val="Heading2"/>
       </w:pPr>
       <w:r>
-        <w:t>Programme at a Glance</w:t>
+        <w:t>Program At A Glance</w:t>
       </w:r>
     </w:p>
     <w:tbl>
@@ -331,17 +331,17 @@
         <w:pStyle w:val="Heading2"/>
       </w:pPr>
       <w:r>
-        <w:t>Programme Overview</w:t>
+        <w:t>Program Overview</w:t>
       </w:r>
     </w:p>
     <w:p>
       <w:r>
-        <w:t>Public health careers used to advance through clinical or academic tracks. Now they advance through system leadership: designing services, managing operations across providers, and answering to both ministries and payers. This Executive MBA trains for that middle, where the decisions actually get made. The executive core covers strategy, finance, human capital, and operations, then the specialisation moves into Public Health Administration and Healthcare Operations Management, before the degree closes with a graduate research project.</w:t>
+        <w:t>Public health careers used to advance through clinical or academic tracks. Now they advance through system leadership: designing services, managing operations across providers, and answering to both ministries and payers. This Executive MBA trains for that middle, where the decisions actually get made. The executive core covers strategy, finance, human capital, and operations, then the specialization moves into Public Health Administration and Healthcare Operations Management, before the degree closes with a graduate research project.</w:t>
       </w:r>
     </w:p>
     <w:p>
       <w:r>
-        <w:t>Cohorts are small and senior, drawing from health authorities, hospital groups, insurers, and public health programmes, which makes the case discussions unusually useful: everyone in the room has sat through a system-level decision and has a view on how it should have been run.</w:t>
+        <w:t>Cohorts are small and senior, drawing from health authorities, hospital groups, insurers, and public health programs, which makes the case discussions unusually useful: everyone in the room has sat through a system-level decision and has a view on how it should have been run.</w:t>
       </w:r>
     </w:p>
     <w:p>
@@ -349,7 +349,7 @@
         <w:pStyle w:val="Heading2"/>
       </w:pPr>
       <w:r>
-        <w:t>Why Choose This Programme</w:t>
+        <w:t>Why Choose This Program</w:t>
       </w:r>
     </w:p>
     <w:p>
@@ -383,12 +383,12 @@
         <w:rPr>
           <w:b/>
         </w:rPr>
-        <w:t>Eighteen months at the outside</w:t>
+        <w:t>18 months at the outside</w:t>
       </w:r>
     </w:p>
     <w:p>
       <w:r>
-        <w:t>Health system leaders do not get sabbaticals. Twelve to eighteen months, executive-scheduled, is the version that survives the work.</w:t>
+        <w:t>Health system leaders do not get sabbaticals. 12 to 18 months, executive-scheduled, is the version that survives the work.</w:t>
       </w:r>
     </w:p>
     <w:p>
@@ -401,7 +401,7 @@
     </w:p>
     <w:p>
       <w:r>
-        <w:t>Point the final investigation at a live question from your authority, group, or programme and finish with a document leadership can act on.</w:t>
+        <w:t>Point the final investigation at a live question from your authority, group, or program and finish with a document leadership can act on.</w:t>
       </w:r>
     </w:p>
     <w:p>
@@ -409,12 +409,12 @@
         <w:rPr>
           <w:b/>
         </w:rPr>
-        <w:t>Instalments in dirhams</w:t>
+        <w:t>Installments in dirhams</w:t>
       </w:r>
     </w:p>
     <w:p>
       <w:r>
-        <w:t>Monthly AED payments, interest-free, agreed in writing before the programme starts.</w:t>
+        <w:t>Monthly AED payments, interest-free, agreed in writing before the program starts.</w:t>
       </w:r>
     </w:p>
     <w:p>
@@ -454,7 +454,7 @@
         <w:pStyle w:val="ListNumber"/>
       </w:pPr>
       <w:r>
-        <w:t>Administer public health programmes with both clinical credibility and management discipline</w:t>
+        <w:t>Administer public health programs with both clinical credibility and management discipline</w:t>
       </w:r>
     </w:p>
     <w:p>
@@ -494,7 +494,7 @@
         <w:pStyle w:val="ListNumber"/>
       </w:pPr>
       <w:r>
-        <w:t>Apply strategy to health systems so programmes compete for funding credibly</w:t>
+        <w:t>Apply strategy to health systems so programs compete for funding credibly</w:t>
       </w:r>
     </w:p>
     <w:p>
@@ -558,7 +558,7 @@
         <w:pStyle w:val="ListBullet"/>
       </w:pPr>
       <w:r>
-        <w:t>Health Programme Director</w:t>
+        <w:t>Health Program Director</w:t>
       </w:r>
     </w:p>
     <w:p>
@@ -582,7 +582,7 @@
         <w:pStyle w:val="ListBullet"/>
       </w:pPr>
       <w:r>
-        <w:t>Epidemiology Programme Manager</w:t>
+        <w:t>Epidemiology Program Manager</w:t>
       </w:r>
     </w:p>
     <w:p>
@@ -606,7 +606,7 @@
         <w:pStyle w:val="Heading2"/>
       </w:pPr>
       <w:r>
-        <w:t>Programme Structure</w:t>
+        <w:t>Program Structure</w:t>
       </w:r>
     </w:p>
     <w:p>
@@ -616,7 +616,7 @@
     </w:p>
     <w:p>
       <w:r>
-        <w:t>Three movements: the executive core, the public health specialisation, and the graduate research project.</w:t>
+        <w:t>Three movements: the executive core, the public health specialization, and the graduate research project.</w:t>
       </w:r>
     </w:p>
     <w:p>
@@ -658,7 +658,7 @@
         <w:spacing w:before="200"/>
       </w:pPr>
       <w:r>
-        <w:t>Stage 2 · Public health specialisation</w:t>
+        <w:t>Stage 2 · Public health specialization</w:t>
       </w:r>
     </w:p>
     <w:p>
@@ -745,7 +745,7 @@
               <w:rPr>
                 <w:sz w:val="20"/>
               </w:rPr>
-              <w:t>One success coach from enrolment to graduation</w:t>
+              <w:t>One success coach from enrollment to graduation</w:t>
             </w:r>
           </w:p>
         </w:tc>
@@ -819,7 +819,7 @@
                 <w:b/>
                 <w:sz w:val="20"/>
               </w:rPr>
-              <w:t>Affordable instalments</w:t>
+              <w:t>Affordable installments</w:t>
             </w:r>
           </w:p>
         </w:tc>
@@ -890,7 +890,7 @@
               <w:rPr>
                 <w:sz w:val="20"/>
               </w:rPr>
-              <w:t>Enrolment done with you, one step at a time</w:t>
+              <w:t>Enrollment done with you, one step at a time</w:t>
             </w:r>
           </w:p>
         </w:tc>
@@ -914,7 +914,7 @@
     </w:p>
     <w:p>
       <w:r>
-        <w:t>Fully online, no visa, no career break. The executive format assumes your diary belongs to the programme, literally.</w:t>
+        <w:t>Fully online, no visa, no career break. The executive format assumes your diary belongs to the program, literally.</w:t>
       </w:r>
     </w:p>
     <w:p>
@@ -961,7 +961,7 @@
         <w:rPr>
           <w:b/>
         </w:rPr>
-        <w:t>Eighteen months suits the health calendar</w:t>
+        <w:t>18 months suits the health calendar</w:t>
       </w:r>
     </w:p>
     <w:p>
@@ -979,7 +979,7 @@
     </w:p>
     <w:p>
       <w:r>
-        <w:t>Finish on a live question from your authority or programme and graduate with a document that reads like strategy input, because it is.</w:t>
+        <w:t>Finish on a live question from your authority or program and graduate with a document that reads like strategy input, because it is.</w:t>
       </w:r>
     </w:p>
     <w:p>
@@ -1070,7 +1070,7 @@
                 <w:b/>
                 <w:sz w:val="20"/>
               </w:rPr>
-              <w:t>Monthly Instalments</w:t>
+              <w:t>Monthly Installments</w:t>
             </w:r>
           </w:p>
         </w:tc>
@@ -1155,7 +1155,7 @@
         <w:t xml:space="preserve">Request the fee structure: </w:t>
       </w:r>
       <w:r>
-        <w:t>Fees depend on the intake and your admission profile, so no fixed figure sits here. Admissions sends the personal breakdown in writing, free and without obligation. Across our Master's programmes, totals usually land between AED 16,000 and 40,000.</w:t>
+        <w:t>Fees depend on the intake and your admission profile, so no fixed figure sits here. Admissions sends the personal breakdown in writing, free and without obligation. Across our Master's programs, totals usually land between AED 16,000 and 40,000.</w:t>
       </w:r>
     </w:p>
     <w:sectPr>
